--- a/text_harvest/docs/Tier A Text Harvest Methodology.docx
+++ b/text_harvest/docs/Tier A Text Harvest Methodology.docx
@@ -90,7 +90,7 @@
       </w:r>
       <w:r>
         <w:rPr/>
-        <w:t>language, and</w:t>
+        <w:t>language and</w:t>
       </w:r>
       <w:r>
         <w:rPr/>
@@ -110,7 +110,7 @@
       </w:r>
       <w:r>
         <w:rPr/>
-        <w:t>to explain</w:t>
+        <w:t>explains</w:t>
       </w:r>
       <w:r>
         <w:rPr/>
@@ -341,7 +341,7 @@
           <w:sz w:val="24"/>
           <w:szCs w:val="24"/>
         </w:rPr>
-        <w:t>file’s</w:t>
+        <w:t>file</w:t>
       </w:r>
       <w:r>
         <w:rPr>
@@ -359,7 +359,7 @@
           <w:sz w:val="24"/>
           <w:szCs w:val="24"/>
         </w:rPr>
-        <w:t>, .</w:t>
+        <w:t>,.</w:t>
       </w:r>
       <w:r>
         <w:rPr>
@@ -409,7 +409,7 @@
           <w:sz w:val="24"/>
           <w:szCs w:val="24"/>
         </w:rPr>
-        <w:t>have</w:t>
+        <w:t>having</w:t>
       </w:r>
       <w:r>
         <w:rPr>
@@ -436,7 +436,7 @@
           <w:sz w:val="24"/>
           <w:szCs w:val="24"/>
         </w:rPr>
-        <w:t>wikipedia</w:t>
+        <w:t>Wikipedia</w:t>
       </w:r>
       <w:r>
         <w:rPr>
@@ -814,7 +814,25 @@
           <w:sz w:val="24"/>
           <w:szCs w:val="24"/>
         </w:rPr>
-        <w:t xml:space="preserve"> no such pattern present in file paths, which meant this approach and the newer per-language configuration approach (Section 2) r</w:t>
+        <w:t xml:space="preserve"> no such pattern present in file paths, which meant this </w:t>
+      </w:r>
+      <w:r>
+        <w:rPr>
+          <w:b w:val="0"/>
+          <w:bCs w:val="0"/>
+          <w:sz w:val="24"/>
+          <w:szCs w:val="24"/>
+        </w:rPr>
+        <w:t>approach,</w:t>
+      </w:r>
+      <w:r>
+        <w:rPr>
+          <w:b w:val="0"/>
+          <w:bCs w:val="0"/>
+          <w:sz w:val="24"/>
+          <w:szCs w:val="24"/>
+        </w:rPr>
+        <w:t xml:space="preserve"> and the newer per-language configuration approach (Section 2) r</w:t>
       </w:r>
       <w:r>
         <w:rPr>
@@ -1237,7 +1255,14 @@
           <w:b w:val="0"/>
           <w:bCs w:val="0"/>
         </w:rPr>
-        <w:t>anming</w:t>
+        <w:t>na</w:t>
+      </w:r>
+      <w:r>
+        <w:rPr>
+          <w:b w:val="0"/>
+          <w:bCs w:val="0"/>
+        </w:rPr>
+        <w:t>ming</w:t>
       </w:r>
       <w:r>
         <w:rPr>
@@ -1279,7 +1304,14 @@
           <w:b w:val="0"/>
           <w:bCs w:val="0"/>
         </w:rPr>
-        <w:t>eng_Latn-zac_Latn).</w:t>
+        <w:t>eng_Latn-zac_Latn</w:t>
+      </w:r>
+      <w:r>
+        <w:rPr>
+          <w:b w:val="0"/>
+          <w:bCs w:val="0"/>
+        </w:rPr>
+        <w:t>).</w:t>
       </w:r>
     </w:p>
     <w:p>
@@ -1298,46 +1330,58 @@
     <w:p>
       <w:pPr>
         <w:pStyle w:val="Normal"/>
-      </w:pPr>
-      <w:r>
-        <w:rPr/>
-        <w:t>For multilingual datasets with no usable per-language configuration, the harvest checks whether the dataset has been auto-converted to Parquet (</w:t>
-      </w:r>
-      <w:r>
         <w:rPr>
           <w:b w:val="1"/>
           <w:bCs w:val="1"/>
         </w:rPr>
-        <w:t xml:space="preserve">/parquet </w:t>
-      </w:r>
-      <w:r>
-        <w:rPr/>
-        <w:t>endpoint) and, if so, reads one file’s schema (a footer read only) to look for a language identifying column. Where on is found, a column</w:t>
-      </w:r>
-      <w:r>
-        <w:rPr/>
-        <w:t xml:space="preserve">-pruned query via </w:t>
-      </w:r>
-      <w:r>
-        <w:rPr/>
-        <w:t>DuckDB</w:t>
-      </w:r>
-      <w:r>
-        <w:rPr/>
-        <w:t xml:space="preserve"> runs directly against the remote Parquet file(s), filtering to the target language and returning an exact row count and, where recognizable text column also exists, a true byte count (</w:t>
+      </w:pPr>
+      <w:r>
+        <w:rPr/>
+        <w:t>For multilingual datasets with no usable per-language configuration, the harvest checks whether the dataset has been auto-converted to Parquet (</w:t>
       </w:r>
       <w:r>
         <w:rPr>
           <w:b w:val="1"/>
           <w:bCs w:val="1"/>
         </w:rPr>
-        <w:t>octet</w:t>
+        <w:t xml:space="preserve">/parquet </w:t>
+      </w:r>
+      <w:r>
+        <w:rPr/>
+        <w:t>endpoint) and, if so, reads one file’s schema (a footer read only) to look for a language identifying column. Where on</w:t>
+      </w:r>
+      <w:r>
+        <w:rPr/>
+        <w:t>e</w:t>
+      </w:r>
+      <w:r>
+        <w:rPr/>
+        <w:t xml:space="preserve"> is found, a column</w:t>
+      </w:r>
+      <w:r>
+        <w:rPr/>
+        <w:t xml:space="preserve">-pruned query via </w:t>
+      </w:r>
+      <w:r>
+        <w:rPr/>
+        <w:t>DuckDB</w:t>
+      </w:r>
+      <w:r>
+        <w:rPr/>
+        <w:t xml:space="preserve"> runs directly against the remote Parquet file(s), filtering to the target language and returning an exact row count and, where recognizable text column also exists, a true byte count (</w:t>
       </w:r>
       <w:r>
         <w:rPr>
           <w:b w:val="1"/>
           <w:bCs w:val="1"/>
         </w:rPr>
+        <w:t>octet</w:t>
+      </w:r>
+      <w:r>
+        <w:rPr>
+          <w:b w:val="1"/>
+          <w:bCs w:val="1"/>
+        </w:rPr>
         <w:t>_length</w:t>
       </w:r>
       <w:r>
@@ -1345,7 +1389,50 @@
           <w:b w:val="0"/>
           <w:bCs w:val="0"/>
         </w:rPr>
-        <w:t xml:space="preserve"> on the UTF-8 encoded text, not a character count, which would undercount non-Latn scripts).</w:t>
+        <w:t xml:space="preserve"> on the UTF-8 encoded text, not a character count, which would undercount no</w:t>
+      </w:r>
+      <w:commentRangeStart w:id="1782530087"/>
+      <w:r>
+        <w:rPr>
+          <w:b w:val="0"/>
+          <w:bCs w:val="0"/>
+        </w:rPr>
+        <w:t>n-</w:t>
+      </w:r>
+      <w:r>
+        <w:rPr>
+          <w:b w:val="0"/>
+          <w:bCs w:val="0"/>
+        </w:rPr>
+        <w:t>Latn</w:t>
+      </w:r>
+      <w:r>
+        <w:rPr>
+          <w:b w:val="0"/>
+          <w:bCs w:val="0"/>
+        </w:rPr>
+        <w:t xml:space="preserve"> scripts).</w:t>
+      </w:r>
+      <w:r>
+        <w:rPr>
+          <w:b w:val="0"/>
+          <w:bCs w:val="0"/>
+        </w:rPr>
+        <w:t xml:space="preserve"> </w:t>
+      </w:r>
+      <w:r>
+        <w:rPr>
+          <w:b w:val="1"/>
+          <w:bCs w:val="1"/>
+        </w:rPr>
+        <w:t>This byte-extraction approach has not worked though, so revisiting it is a priority.</w:t>
+      </w:r>
+      <w:commentRangeEnd w:id="1782530087"/>
+      <w:r>
+        <w:rPr>
+          <w:rStyle w:val="CommentReference"/>
+        </w:rPr>
+        <w:commentReference w:id="1782530087"/>
       </w:r>
     </w:p>
     <w:p>
@@ -1379,7 +1466,15 @@
       </w:r>
       <w:r>
         <w:rPr/>
-        <w:t>taht</w:t>
+        <w:t>th</w:t>
+      </w:r>
+      <w:r>
+        <w:rPr/>
+        <w:t>a</w:t>
+      </w:r>
+      <w:r>
+        <w:rPr/>
+        <w:t>t</w:t>
       </w:r>
       <w:r>
         <w:rPr/>
@@ -1491,6 +1586,12 @@
           <w:p>
             <w:pPr>
               <w:pStyle w:val="Normal"/>
+              <w:rPr>
+                <w:b w:val="0"/>
+                <w:bCs w:val="0"/>
+                <w:sz w:val="20"/>
+                <w:szCs w:val="20"/>
+              </w:rPr>
             </w:pPr>
             <w:r>
               <w:rPr>
@@ -1537,6 +1638,7 @@
               </w:rPr>
               <w:t xml:space="preserve"> provenance is </w:t>
             </w:r>
+            <w:bookmarkStart w:name="_Int_y6JlZngh" w:id="2122758037"/>
             <w:r>
               <w:rPr>
                 <w:b w:val="0"/>
@@ -1555,6 +1657,7 @@
               </w:rPr>
               <w:t xml:space="preserve"> unclear</w:t>
             </w:r>
+            <w:bookmarkEnd w:id="2122758037"/>
           </w:p>
         </w:tc>
       </w:tr>
@@ -1745,7 +1848,7 @@
                 <w:sz w:val="20"/>
                 <w:szCs w:val="20"/>
               </w:rPr>
-              <w:t>non text</w:t>
+              <w:t>non-text</w:t>
             </w:r>
             <w:r>
               <w:rPr>
@@ -1933,7 +2036,21 @@
           <w:b w:val="0"/>
           <w:bCs w:val="0"/>
         </w:rPr>
-        <w:t xml:space="preserve">tag is checked first (states monolingual, multilingual), but then falls </w:t>
+        <w:t>tag is checked first (states monolingual, multilingual</w:t>
+      </w:r>
+      <w:r>
+        <w:rPr>
+          <w:b w:val="0"/>
+          <w:bCs w:val="0"/>
+        </w:rPr>
+        <w:t>) but</w:t>
+      </w:r>
+      <w:r>
+        <w:rPr>
+          <w:b w:val="0"/>
+          <w:bCs w:val="0"/>
+        </w:rPr>
+        <w:t xml:space="preserve"> then falls </w:t>
       </w:r>
       <w:r>
         <w:rPr>
@@ -1947,7 +2064,7 @@
           <w:b w:val="1"/>
           <w:bCs w:val="1"/>
         </w:rPr>
-        <w:t>language:*</w:t>
+        <w:t>language: *</w:t>
       </w:r>
       <w:r>
         <w:rPr>
@@ -1975,7 +2092,21 @@
           <w:b w:val="0"/>
           <w:bCs w:val="0"/>
         </w:rPr>
-        <w:t>) when no explicit linguality tag exists.</w:t>
+        <w:t xml:space="preserve">) when no explicit </w:t>
+      </w:r>
+      <w:r>
+        <w:rPr>
+          <w:b w:val="0"/>
+          <w:bCs w:val="0"/>
+        </w:rPr>
+        <w:t>linguality</w:t>
+      </w:r>
+      <w:r>
+        <w:rPr>
+          <w:b w:val="0"/>
+          <w:bCs w:val="0"/>
+        </w:rPr>
+        <w:t xml:space="preserve"> tag exists.</w:t>
       </w:r>
     </w:p>
     <w:p>
@@ -1999,7 +2130,19 @@
       </w:pPr>
       <w:r>
         <w:rPr/>
-        <w:t>Provenance</w:t>
+        <w:t>P</w:t>
+      </w:r>
+      <w:commentRangeStart w:id="618957888"/>
+      <w:r>
+        <w:rPr/>
+        <w:t>rovenance</w:t>
+      </w:r>
+      <w:commentRangeEnd w:id="618957888"/>
+      <w:r>
+        <w:rPr>
+          <w:rStyle w:val="CommentReference"/>
+        </w:rPr>
+        <w:commentReference w:id="618957888"/>
       </w:r>
     </w:p>
     <w:p>
@@ -2010,10 +2153,12 @@
         <w:rPr/>
         <w:t xml:space="preserve">Hugging Face has no dedicated provenance field. Provenance is inferred by </w:t>
       </w:r>
+      <w:bookmarkStart w:name="_Int_30hX2Usw" w:id="339192447"/>
       <w:r>
         <w:rPr/>
         <w:t>searching</w:t>
       </w:r>
+      <w:bookmarkEnd w:id="339192447"/>
       <w:r>
         <w:rPr/>
         <w:t xml:space="preserve"> a dataset’s tags and description for keyword roots associated with human or machine generation. For example, a root like “</w:t>
@@ -3767,6 +3912,10 @@
     <w:p>
       <w:pPr>
         <w:pStyle w:val="Normal"/>
+        <w:rPr>
+          <w:b w:val="1"/>
+          <w:bCs w:val="1"/>
+        </w:rPr>
       </w:pPr>
       <w:r>
         <w:rPr/>
@@ -3779,6 +3928,34 @@
       <w:r>
         <w:rPr/>
         <w:t xml:space="preserve">. </w:t>
+      </w:r>
+      <w:r>
+        <w:rPr>
+          <w:b w:val="1"/>
+          <w:bCs w:val="1"/>
+        </w:rPr>
+        <w:t xml:space="preserve">For </w:t>
+      </w:r>
+      <w:r>
+        <w:rPr>
+          <w:b w:val="1"/>
+          <w:bCs w:val="1"/>
+        </w:rPr>
+        <w:t>the majority of</w:t>
+      </w:r>
+      <w:r>
+        <w:rPr>
+          <w:b w:val="1"/>
+          <w:bCs w:val="1"/>
+        </w:rPr>
+        <w:t xml:space="preserve"> entries, provenance is populating as unknown, so a different approach may be worth l</w:t>
+      </w:r>
+      <w:r>
+        <w:rPr>
+          <w:b w:val="1"/>
+          <w:bCs w:val="1"/>
+        </w:rPr>
+        <w:t>ooking into.</w:t>
       </w:r>
     </w:p>
     <w:p>
@@ -3860,7 +4037,7 @@
       </w:r>
       <w:r>
         <w:rPr/>
-        <w:t>string,not</w:t>
+        <w:t>string, not</w:t>
       </w:r>
       <w:r>
         <w:rPr/>
@@ -3916,7 +4093,7 @@
       </w:r>
       <w:r>
         <w:rPr/>
-        <w:t>.  gated</w:t>
+        <w:t>. gated</w:t>
       </w:r>
       <w:r>
         <w:rPr/>
@@ -3924,7 +4101,7 @@
       </w:r>
       <w:r>
         <w:rPr/>
-        <w:t>eror</w:t>
+        <w:t>error</w:t>
       </w:r>
       <w:r>
         <w:rPr/>
@@ -4004,22 +4181,22 @@
         <w:rPr/>
         <w:t xml:space="preserve">Checked </w:t>
       </w:r>
-      <w:r>
-        <w:rPr/>
-        <w:t xml:space="preserve">second, </w:t>
-      </w:r>
-      <w:r>
-        <w:rPr/>
-        <w:t>and</w:t>
-      </w:r>
+      <w:bookmarkStart w:name="_Int_2IWT0pNr" w:id="1858450358"/>
+      <w:r>
+        <w:rPr/>
+        <w:t>second and</w:t>
+      </w:r>
+      <w:bookmarkEnd w:id="1858450358"/>
       <w:r>
         <w:rPr/>
         <w:t xml:space="preserve"> only reached if there was no access problem. This one only </w:t>
       </w:r>
+      <w:bookmarkStart w:name="_Int_JbvOh90g" w:id="764547069"/>
       <w:r>
         <w:rPr/>
         <w:t>fires</w:t>
       </w:r>
+      <w:bookmarkEnd w:id="764547069"/>
       <w:r>
         <w:rPr/>
         <w:t xml:space="preserve"> if the size </w:t>
@@ -4333,16 +4510,16 @@
                 <w:sz w:val="20"/>
                 <w:szCs w:val="20"/>
               </w:rPr>
-              <w:t>language</w:t>
-            </w:r>
-            <w:r>
-              <w:rPr>
-                <w:b w:val="0"/>
-                <w:bCs w:val="0"/>
-                <w:sz w:val="20"/>
-                <w:szCs w:val="20"/>
-              </w:rPr>
-              <w:t>:* tag on the dataset</w:t>
+              <w:t>language: *</w:t>
+            </w:r>
+            <w:r>
+              <w:rPr>
+                <w:b w:val="0"/>
+                <w:bCs w:val="0"/>
+                <w:sz w:val="20"/>
+                <w:szCs w:val="20"/>
+              </w:rPr>
+              <w:t xml:space="preserve"> tag on the dataset</w:t>
             </w:r>
           </w:p>
         </w:tc>
@@ -5444,7 +5621,25 @@
           <w:sz w:val="24"/>
           <w:szCs w:val="24"/>
         </w:rPr>
-        <w:t>which itself is partial for datasets over roughly 5GB and not fully standardized for datasets that were in Parquet format before upload.</w:t>
+        <w:t xml:space="preserve">which itself is partial for datasets over roughly 5GB and not fully standardized for datasets that were in Parquet format before </w:t>
+      </w:r>
+      <w:r>
+        <w:rPr>
+          <w:b w:val="0"/>
+          <w:bCs w:val="0"/>
+          <w:sz w:val="24"/>
+          <w:szCs w:val="24"/>
+        </w:rPr>
+        <w:t>uploading</w:t>
+      </w:r>
+      <w:r>
+        <w:rPr>
+          <w:b w:val="0"/>
+          <w:bCs w:val="0"/>
+          <w:sz w:val="24"/>
+          <w:szCs w:val="24"/>
+        </w:rPr>
+        <w:t>.</w:t>
       </w:r>
     </w:p>
     <w:sectPr>
@@ -5458,6 +5653,64 @@
     </w:sectPr>
   </w:body>
 </w:document>
+</file>
+
+<file path=word/comments.xml><?xml version="1.0" encoding="utf-8"?>
+<w:comments xmlns:w14="http://schemas.microsoft.com/office/word/2010/wordml" xmlns:w="http://schemas.openxmlformats.org/wordprocessingml/2006/main">
+  <w:comment xmlns:w="http://schemas.openxmlformats.org/wordprocessingml/2006/main" w:initials="NC" w:author="Natasha Valerie Mayer Ceol" w:date="2026-08-06T12:15:10" w:id="1782530087">
+    <w:p xmlns:w14="http://schemas.microsoft.com/office/word/2010/wordml" xmlns:w="http://schemas.openxmlformats.org/wordprocessingml/2006/main">
+      <w:pPr>
+        <w:pStyle w:val="CommentText"/>
+      </w:pPr>
+      <w:r>
+        <w:rPr>
+          <w:rStyle w:val="CommentReference"/>
+        </w:rPr>
+        <w:annotationRef/>
+      </w:r>
+      <w:r>
+        <w:t>not working -- make a note</w:t>
+      </w:r>
+    </w:p>
+  </w:comment>
+  <w:comment xmlns:w="http://schemas.openxmlformats.org/wordprocessingml/2006/main" w:initials="NC" w:author="Natasha Valerie Mayer Ceol" w:date="2026-08-06T12:17:34" w:id="618957888">
+    <w:p xmlns:w14="http://schemas.microsoft.com/office/word/2010/wordml" xmlns:w="http://schemas.openxmlformats.org/wordprocessingml/2006/main">
+      <w:pPr>
+        <w:pStyle w:val="CommentText"/>
+      </w:pPr>
+      <w:r>
+        <w:rPr>
+          <w:rStyle w:val="CommentReference"/>
+        </w:rPr>
+        <w:annotationRef/>
+      </w:r>
+      <w:r>
+        <w:t>include: provenance is coming up as unclear -- need better methodology</w:t>
+      </w:r>
+    </w:p>
+  </w:comment>
+</w:comments>
+</file>
+
+<file path=word/commentsExtended.xml><?xml version="1.0" encoding="utf-8"?>
+<w15:commentsEx xmlns:mc="http://schemas.openxmlformats.org/markup-compatibility/2006" xmlns:w15="http://schemas.microsoft.com/office/word/2012/wordml" mc:Ignorable="w15">
+  <w15:commentEx w15:done="1" w15:paraId="4122F831"/>
+  <w15:commentEx w15:done="1" w15:paraId="47D4E895"/>
+</w15:commentsEx>
+</file>
+
+<file path=word/commentsExtensible.xml><?xml version="1.0" encoding="utf-8"?>
+<w16cex:commentsExtensible xmlns:w16="http://schemas.microsoft.com/office/word/2018/wordml" xmlns:w16cex="http://schemas.microsoft.com/office/word/2018/wordml/cex" xmlns:mc="http://schemas.openxmlformats.org/markup-compatibility/2006" mc:Ignorable="w16 w16cex">
+  <w16cex:commentExtensible w16cex:durableId="5D596B68" w16cex:dateUtc="2026-08-06T16:15:10.534Z"/>
+  <w16cex:commentExtensible w16cex:durableId="5EF526FB" w16cex:dateUtc="2026-08-06T16:17:34.332Z"/>
+</w16cex:commentsExtensible>
+</file>
+
+<file path=word/commentsIds.xml><?xml version="1.0" encoding="utf-8"?>
+<w16cid:commentsIds xmlns:mc="http://schemas.openxmlformats.org/markup-compatibility/2006" xmlns:w16cid="http://schemas.microsoft.com/office/word/2016/wordml/cid" mc:Ignorable="w16cid">
+  <w16cid:commentId w16cid:paraId="4122F831" w16cid:durableId="5D596B68"/>
+  <w16cid:commentId w16cid:paraId="47D4E895" w16cid:durableId="5EF526FB"/>
+</w16cid:commentsIds>
 </file>
 
 <file path=word/endnotes.xml><?xml version="1.0" encoding="utf-8"?>
@@ -5906,12 +6159,198 @@
 <file path=word/intelligence2.xml><?xml version="1.0" encoding="utf-8"?>
 <int2:intelligence xmlns:int2="http://schemas.microsoft.com/office/intelligence/2020/intelligence">
   <int2:observations>
+    <int2:textHash int2:hashCode="FHCtbN6QpvfFE2" int2:id="ln70FH4H">
+      <int2:state int2:type="spell" int2:value="Rejected"/>
+    </int2:textHash>
+    <int2:textHash int2:hashCode="vYgPR5FqUCsZJ/" int2:id="nKxQO9Sr">
+      <int2:state int2:type="spell" int2:value="Rejected"/>
+    </int2:textHash>
+    <int2:textHash int2:hashCode="9scMk1DKhvFgkp" int2:id="mG2Bc0Gv">
+      <int2:state int2:type="spell" int2:value="Rejected"/>
+    </int2:textHash>
+    <int2:textHash int2:hashCode="iHfJfmKyu5rkOq" int2:id="ohQ2mq6N">
+      <int2:state int2:type="spell" int2:value="Rejected"/>
+    </int2:textHash>
+    <int2:textHash int2:hashCode="CUsP4OMChUrxMR" int2:id="v7occBGv">
+      <int2:state int2:type="spell" int2:value="Rejected"/>
+    </int2:textHash>
+    <int2:textHash int2:hashCode="9Ey2dtfza0utMn" int2:id="ycWzN5iM">
+      <int2:state int2:type="spell" int2:value="Rejected"/>
+    </int2:textHash>
+    <int2:textHash int2:hashCode="NRKgx18MBmiRJK" int2:id="0KXlomnf">
+      <int2:state int2:type="spell" int2:value="Rejected"/>
+    </int2:textHash>
+    <int2:textHash int2:hashCode="0eHbbGmSXJsFKg" int2:id="01cpYQRm">
+      <int2:state int2:type="spell" int2:value="Rejected"/>
+    </int2:textHash>
+    <int2:textHash int2:hashCode="g9LIccAetcB/MT" int2:id="5L7H0g5H">
+      <int2:state int2:type="spell" int2:value="Rejected"/>
+    </int2:textHash>
+    <int2:textHash int2:hashCode="vNue09QTwkZruD" int2:id="JZoR9zij">
+      <int2:state int2:type="spell" int2:value="Rejected"/>
+    </int2:textHash>
+    <int2:textHash int2:hashCode="kwGdORznzPJ3zK" int2:id="jlQB663s">
+      <int2:state int2:type="spell" int2:value="Rejected"/>
+    </int2:textHash>
+    <int2:textHash int2:hashCode="IxQypvjT3ldDoI" int2:id="knlQkFv2">
+      <int2:state int2:type="spell" int2:value="Rejected"/>
+    </int2:textHash>
+    <int2:textHash int2:hashCode="Bp2W3eeK8jJWVt" int2:id="9BtlJZb7">
+      <int2:state int2:type="spell" int2:value="Rejected"/>
+    </int2:textHash>
+    <int2:textHash int2:hashCode="Ur9ubXhEWk4KBp" int2:id="X171dz0h">
+      <int2:state int2:type="spell" int2:value="Rejected"/>
+    </int2:textHash>
+    <int2:textHash int2:hashCode="UfmDeQ/+43nxM1" int2:id="ZjjyVGdQ">
+      <int2:state int2:type="spell" int2:value="Rejected"/>
+    </int2:textHash>
+    <int2:textHash int2:hashCode="tomvbY8sDmI3W7" int2:id="EnCFExbT">
+      <int2:state int2:type="spell" int2:value="Rejected"/>
+    </int2:textHash>
+    <int2:textHash int2:hashCode="gjjfvdlbnP1LgH" int2:id="yr823qlP">
+      <int2:state int2:type="spell" int2:value="Rejected"/>
+    </int2:textHash>
+    <int2:textHash int2:hashCode="6Z4lck1G82H6SH" int2:id="HVj9T0Dw">
+      <int2:state int2:type="spell" int2:value="Rejected"/>
+    </int2:textHash>
+    <int2:textHash int2:hashCode="ike3Nrvr9anOsy" int2:id="iXtKsC0h">
+      <int2:state int2:type="spell" int2:value="Rejected"/>
+    </int2:textHash>
+    <int2:textHash int2:hashCode="MMbyGrlDwu62zX" int2:id="AcFiG668">
+      <int2:state int2:type="spell" int2:value="Rejected"/>
+    </int2:textHash>
+    <int2:textHash int2:hashCode="fA0wUpqVko+igh" int2:id="icKH0xld">
+      <int2:state int2:type="spell" int2:value="Rejected"/>
+    </int2:textHash>
+    <int2:textHash int2:hashCode="jMsy8L/e+0Ogmo" int2:id="pWVpLa99">
+      <int2:state int2:type="spell" int2:value="Rejected"/>
+    </int2:textHash>
+    <int2:textHash int2:hashCode="a1z5DDoIZ6Hw0+" int2:id="0cUBLU90">
+      <int2:state int2:type="spell" int2:value="Rejected"/>
+    </int2:textHash>
+    <int2:textHash int2:hashCode="yTunHQI8tE2/1E" int2:id="aKFzyya4">
+      <int2:state int2:type="spell" int2:value="Rejected"/>
+    </int2:textHash>
+    <int2:textHash int2:hashCode="42ky0fo3JMHrNI" int2:id="DLWFts8s">
+      <int2:state int2:type="spell" int2:value="Rejected"/>
+    </int2:textHash>
+    <int2:textHash int2:hashCode="GDTAmjjkYiwSSt" int2:id="EbHSbWQY">
+      <int2:state int2:type="spell" int2:value="Rejected"/>
+    </int2:textHash>
+    <int2:textHash int2:hashCode="cQ9SPlZJAcRWP9" int2:id="E2GFuPwJ">
+      <int2:state int2:type="spell" int2:value="Rejected"/>
+    </int2:textHash>
+    <int2:textHash int2:hashCode="jgoBEgeqUv+3cZ" int2:id="BgnBx7SN">
+      <int2:state int2:type="spell" int2:value="Rejected"/>
+    </int2:textHash>
+    <int2:textHash int2:hashCode="Lw3DIpI9oDQami" int2:id="DPDJr3Ev">
+      <int2:state int2:type="spell" int2:value="Rejected"/>
+    </int2:textHash>
+    <int2:textHash int2:hashCode="FmaskyO15gZDxr" int2:id="AgwG93bP">
+      <int2:state int2:type="spell" int2:value="Rejected"/>
+    </int2:textHash>
+    <int2:textHash int2:hashCode="zwB/2hzN35TmXk" int2:id="Nb89cGx2">
+      <int2:state int2:type="spell" int2:value="Rejected"/>
+    </int2:textHash>
+    <int2:textHash int2:hashCode="T+jozIUCDiHxw9" int2:id="hEqMR3Eh">
+      <int2:state int2:type="spell" int2:value="Rejected"/>
+    </int2:textHash>
+    <int2:textHash int2:hashCode="Fg6psotNXPgVWu" int2:id="6WSBZdcZ">
+      <int2:state int2:type="spell" int2:value="Rejected"/>
+    </int2:textHash>
+    <int2:textHash int2:hashCode="csvUs3mup0CwAO" int2:id="Xzsi6KyK">
+      <int2:state int2:type="spell" int2:value="Rejected"/>
+    </int2:textHash>
+    <int2:textHash int2:hashCode="a1FZ1yedaNkn6g" int2:id="eeZlG0et">
+      <int2:state int2:type="spell" int2:value="Rejected"/>
+    </int2:textHash>
+    <int2:textHash int2:hashCode="Osh1MZUwKJk84h" int2:id="O47w9CIA">
+      <int2:state int2:type="spell" int2:value="Rejected"/>
+    </int2:textHash>
+    <int2:textHash int2:hashCode="wxwksf2Q1JrUNI" int2:id="2PG0FvGi">
+      <int2:state int2:type="spell" int2:value="Rejected"/>
+    </int2:textHash>
+    <int2:textHash int2:hashCode="ITbaR4JyeB7ysJ" int2:id="7GSQVIOA">
+      <int2:state int2:type="spell" int2:value="Rejected"/>
+    </int2:textHash>
+    <int2:textHash int2:hashCode="66l6C2+Uw3lTq7" int2:id="3KLkwVZd">
+      <int2:state int2:type="spell" int2:value="Rejected"/>
+    </int2:textHash>
+    <int2:textHash int2:hashCode="Rlsxc83d8KwtP+" int2:id="OUEOG8wF">
+      <int2:state int2:type="spell" int2:value="Rejected"/>
+    </int2:textHash>
+    <int2:textHash int2:hashCode="NsHGets9Hdaa5X" int2:id="Ur2PQ7dg">
+      <int2:state int2:type="spell" int2:value="Rejected"/>
+    </int2:textHash>
+    <int2:textHash int2:hashCode="fKdPGvcrZ33ybA" int2:id="kGNBtxpi">
+      <int2:state int2:type="spell" int2:value="Rejected"/>
+    </int2:textHash>
+    <int2:textHash int2:hashCode="FWtFranQEfqqy4" int2:id="i9Zf1isH">
+      <int2:state int2:type="spell" int2:value="Rejected"/>
+    </int2:textHash>
+    <int2:textHash int2:hashCode="vhgnAIy0qqWHKC" int2:id="fu094U1p">
+      <int2:state int2:type="spell" int2:value="Rejected"/>
+    </int2:textHash>
+    <int2:textHash int2:hashCode="7YWo3l2gjVfM5d" int2:id="c2EmQDNK">
+      <int2:state int2:type="spell" int2:value="Rejected"/>
+    </int2:textHash>
+    <int2:textHash int2:hashCode="P3Pp2J5MPh0Iaf" int2:id="ukc22ocR">
+      <int2:state int2:type="spell" int2:value="Rejected"/>
+    </int2:textHash>
+    <int2:textHash int2:hashCode="HaGfvtlZ7atekV" int2:id="o1aFmthW">
+      <int2:state int2:type="spell" int2:value="Rejected"/>
+    </int2:textHash>
+    <int2:textHash int2:hashCode="WaWtK0BPhLwbUp" int2:id="5etcwRGC">
+      <int2:state int2:type="spell" int2:value="Rejected"/>
+    </int2:textHash>
+    <int2:textHash int2:hashCode="jOBMx+WH2T/o+4" int2:id="KRatcFHR">
+      <int2:state int2:type="spell" int2:value="Rejected"/>
+    </int2:textHash>
+    <int2:textHash int2:hashCode="MkwrYXE7Iny58G" int2:id="2xFCYZii">
+      <int2:state int2:type="spell" int2:value="Rejected"/>
+    </int2:textHash>
+    <int2:textHash int2:hashCode="U4dN9ORqpHVvvN" int2:id="jObmNqgo">
+      <int2:state int2:type="spell" int2:value="Rejected"/>
+    </int2:textHash>
+    <int2:textHash int2:hashCode="GstcZgEYKSsoGU" int2:id="MhpuL8ek">
+      <int2:state int2:type="spell" int2:value="Rejected"/>
+    </int2:textHash>
+    <int2:textHash int2:hashCode="HKfxQn3OriRgKc" int2:id="8oEkmIyd">
+      <int2:state int2:type="spell" int2:value="Rejected"/>
+    </int2:textHash>
+    <int2:textHash int2:hashCode="RoIyurGidp3Hb8" int2:id="yQ76Yx0d">
+      <int2:state int2:type="spell" int2:value="Rejected"/>
+    </int2:textHash>
+    <int2:textHash int2:hashCode="uI8myWc7KKgKDI" int2:id="AaVWbYpI">
+      <int2:state int2:type="spell" int2:value="Rejected"/>
+    </int2:textHash>
+    <int2:textHash int2:hashCode="i+DCQeObg6+pQn" int2:id="a2hFlLJN">
+      <int2:state int2:type="spell" int2:value="Rejected"/>
+    </int2:textHash>
+    <int2:textHash int2:hashCode="8DSfvZX9xk/GJh" int2:id="5v4xOhSB">
+      <int2:state int2:type="spell" int2:value="Rejected"/>
+    </int2:textHash>
+    <int2:textHash int2:hashCode="Rqyrv6x3wusDAw" int2:id="vWiubcrh">
+      <int2:state int2:type="spell" int2:value="Rejected"/>
+    </int2:textHash>
     <int2:textHash int2:hashCode="OLU26RsjzNUde+" int2:id="NCUAIoHP">
       <int2:state int2:type="spell" int2:value="Rejected"/>
     </int2:textHash>
     <int2:textHash int2:hashCode="VdXt3FpW5h46y0" int2:id="3JRjOxHD">
       <int2:state int2:type="spell" int2:value="Rejected"/>
     </int2:textHash>
+    <int2:bookmark int2:bookmarkName="_Int_JbvOh90g" int2:invalidationBookmarkName="" int2:hashCode="E87pWv9LQZMWK+" int2:id="qFiYXj0m">
+      <int2:state int2:type="gram" int2:value="Rejected"/>
+    </int2:bookmark>
+    <int2:bookmark int2:bookmarkName="_Int_2IWT0pNr" int2:invalidationBookmarkName="" int2:hashCode="SDE5x1wsjVVPOs" int2:id="a9EFALNC">
+      <int2:state int2:type="gram" int2:value="Rejected"/>
+    </int2:bookmark>
+    <int2:bookmark int2:bookmarkName="_Int_30hX2Usw" int2:invalidationBookmarkName="" int2:hashCode="3pT4IQz9OoFRHE" int2:id="9ZGligR8">
+      <int2:state int2:type="gram" int2:value="Rejected"/>
+    </int2:bookmark>
+    <int2:bookmark int2:bookmarkName="_Int_y6JlZngh" int2:invalidationBookmarkName="" int2:hashCode="UUdIdb9n9/rvQJ" int2:id="KCv13hID">
+      <int2:state int2:type="style" int2:value="Rejected"/>
+    </int2:bookmark>
   </int2:observations>
   <int2:intelligenceSettings/>
 </int2:intelligence>
@@ -7192,6 +7631,17 @@
     <w:abstractNumId w:val="1"/>
   </w:num>
 </w:numbering>
+</file>
+
+<file path=word/people.xml><?xml version="1.0" encoding="utf-8"?>
+<w15:people xmlns:mc="http://schemas.openxmlformats.org/markup-compatibility/2006" xmlns:w15="http://schemas.microsoft.com/office/word/2012/wordml" mc:Ignorable="w15">
+  <w15:person w15:author="Natasha Valerie Mayer Ceol">
+    <w15:presenceInfo w15:providerId="AD" w15:userId="S::nceol@worldbank.org::52ddef26-908b-463f-bc22-002140516ed0"/>
+  </w15:person>
+  <w15:person w15:author="Natasha Valerie Mayer Ceol">
+    <w15:presenceInfo w15:providerId="AD" w15:userId="S::nceol@worldbank.org::52ddef26-908b-463f-bc22-002140516ed0"/>
+  </w15:person>
+</w15:people>
 </file>
 
 <file path=word/styles.xml><?xml version="1.0" encoding="utf-8"?>
